--- a/WilliamHolt_CV.docx
+++ b/WilliamHolt_CV.docx
@@ -153,12 +153,31 @@
       </w:r>
       <w:r>
         <w:rPr>
-          <w:rFonts w:ascii="Arial" w:cs="Arial" w:eastAsia="Arial" w:hAnsi="Arial"/>
-          <w:sz w:val="20"/>
-          <w:szCs w:val="20"/>
-          <w:rtl w:val="0"/>
-        </w:rPr>
-        <w:t xml:space="preserve">NumPy, Pandas, Power BI, Snowflake, MySQL, Spark, Athena, Git, Excel, Tidyverse</w:t>
+          <w:sz w:val="20"/>
+          <w:szCs w:val="20"/>
+          <w:rtl w:val="0"/>
+        </w:rPr>
+        <w:t xml:space="preserve">dbt</w:t>
+      </w:r>
+      <w:r>
+        <w:rPr>
+          <w:rFonts w:ascii="Arial" w:cs="Arial" w:eastAsia="Arial" w:hAnsi="Arial"/>
+          <w:b w:val="1"/>
+          <w:bCs w:val="1"/>
+          <w:sz w:val="20"/>
+          <w:szCs w:val="20"/>
+          <w:rtl w:val="0"/>
+        </w:rPr>
+        <w:t xml:space="preserve">, </w:t>
+      </w:r>
+      <w:r>
+        <w:rPr>
+          <w:rFonts w:ascii="Arial" w:cs="Arial" w:eastAsia="Arial" w:hAnsi="Arial"/>
+          <w:sz w:val="20"/>
+          <w:szCs w:val="20"/>
+          <w:rtl w:val="0"/>
+        </w:rPr>
+        <w:t xml:space="preserve">NumPy, Pandas, Power BI, Snowflake, MySQL, Athena, Git, Excel, Tidyverse</w:t>
       </w:r>
       <w:r>
         <w:rPr>
@@ -1213,6 +1232,11 @@
         </w:rPr>
         <w:t xml:space="preserve">Presented findings to faculty in a detailed dissemination document featuring complex visualisations and statistical outputs.</w:t>
       </w:r>
+      <w:r>
+        <w:rPr>
+          <w:rtl w:val="0"/>
+        </w:rPr>
+      </w:r>
     </w:p>
     <w:p>
       <w:pPr>
@@ -1259,6 +1283,29 @@
           <w:rtl w:val="0"/>
         </w:rPr>
         <w:tab/>
+      </w:r>
+    </w:p>
+    <w:p>
+      <w:pPr>
+        <w:spacing w:after="40" w:before="40" w:lineRule="auto"/>
+        <w:rPr/>
+      </w:pPr>
+      <w:r>
+        <w:rPr>
+          <w:rtl w:val="0"/>
+        </w:rPr>
+        <w:t xml:space="preserve">dbt Analytics Engineering Certification</w:t>
+      </w:r>
+    </w:p>
+    <w:p>
+      <w:pPr>
+        <w:spacing w:after="40" w:before="40" w:lineRule="auto"/>
+        <w:rPr/>
+      </w:pPr>
+      <w:r>
+        <w:rPr>
+          <w:rtl w:val="0"/>
+        </w:rPr>
         <w:tab/>
         <w:tab/>
         <w:tab/>
@@ -1664,6 +1711,20 @@
       <w:shd w:fill="auto" w:val="clear"/>
       <w:vertAlign w:val="baseline"/>
     </w:rPr>
+  </w:style>
+  <w:style w:type="table" w:styleId="TableNormal" w:default="1">
+    <w:name w:val="TableNormal"/>
+    <w:tblPr>
+      <w:tblCellMar>
+        <w:top w:w="100.0" w:type="dxa"/>
+        <w:left w:w="100.0" w:type="dxa"/>
+        <w:bottom w:w="100.0" w:type="dxa"/>
+        <w:right w:w="100.0" w:type="dxa"/>
+      </w:tblCellMar>
+    </w:tblPr>
+  </w:style>
+  <w:style w:type="paragraph" w:styleId="Normal" w:default="1">
+    <w:name w:val="normal"/>
   </w:style>
   <w:style w:type="table" w:styleId="TableNormal" w:default="1">
     <w:name w:val="TableNormal"/>

--- a/WilliamHolt_CV.docx
+++ b/WilliamHolt_CV.docx
@@ -239,7 +239,7 @@
           <w:szCs w:val="20"/>
           <w:rtl w:val="0"/>
         </w:rPr>
-        <w:t xml:space="preserve">Native English and Spanish</w:t>
+        <w:t xml:space="preserve">Native English and Spanish s</w:t>
       </w:r>
       <w:r>
         <w:rPr>

--- a/WilliamHolt_CV.docx
+++ b/WilliamHolt_CV.docx
@@ -679,7 +679,7 @@
           <w:vertAlign w:val="baseline"/>
           <w:rtl w:val="0"/>
         </w:rPr>
-        <w:t xml:space="preserve">L migration of Qlik dashboards to Tableau by documenting existing logic, enabling a streamlined and consistent transition process.</w:t>
+        <w:t xml:space="preserve"> migration of Qlik dashboards to Tableau by documenting existing logic, enabling a streamlined and consistent transition process.</w:t>
       </w:r>
       <w:r>
         <w:rPr>
@@ -1711,6 +1711,20 @@
       <w:shd w:fill="auto" w:val="clear"/>
       <w:vertAlign w:val="baseline"/>
     </w:rPr>
+  </w:style>
+  <w:style w:type="table" w:styleId="TableNormal" w:default="1">
+    <w:name w:val="TableNormal"/>
+    <w:tblPr>
+      <w:tblCellMar>
+        <w:top w:w="100.0" w:type="dxa"/>
+        <w:left w:w="100.0" w:type="dxa"/>
+        <w:bottom w:w="100.0" w:type="dxa"/>
+        <w:right w:w="100.0" w:type="dxa"/>
+      </w:tblCellMar>
+    </w:tblPr>
+  </w:style>
+  <w:style w:type="paragraph" w:styleId="Normal" w:default="1">
+    <w:name w:val="normal"/>
   </w:style>
   <w:style w:type="table" w:styleId="TableNormal" w:default="1">
     <w:name w:val="TableNormal"/>

--- a/WilliamHolt_CV.docx
+++ b/WilliamHolt_CV.docx
@@ -662,6 +662,12 @@
         <w:jc w:val="left"/>
         <w:rPr/>
       </w:pPr>
+      <w:r>
+        <w:rPr>
+          <w:rtl w:val="0"/>
+        </w:rPr>
+        <w:t xml:space="preserve">Participated in</w:t>
+      </w:r>
       <w:r>
         <w:rPr>
           <w:rFonts w:ascii="Arial" w:cs="Arial" w:eastAsia="Arial" w:hAnsi="Arial"/>
